--- a/libpicl/PICL_Test/ppcilf_test plan.docx
+++ b/libpicl/PICL_Test/ppcilf_test plan.docx
@@ -27,22 +27,19 @@
           <w:ilvl w:val="0"/>
           <w:numId w:val="2"/>
         </w:numPr>
-        <w:rPr/>
-      </w:pPr>
-      <w:r>
-        <w:rPr/>
+      </w:pPr>
+      <w:r>
         <w:t xml:space="preserve">We want to test </w:t>
       </w:r>
-      <w:r>
-        <w:rPr/>
+      <w:proofErr w:type="spellStart"/>
+      <w:r>
         <w:t>ppiclf</w:t>
       </w:r>
-      <w:r>
-        <w:rPr/>
+      <w:proofErr w:type="spellEnd"/>
+      <w:r>
         <w:t xml:space="preserve"> subroutines </w:t>
       </w:r>
       <w:r>
-        <w:rPr/>
         <w:t>directly without testing modifications</w:t>
       </w:r>
     </w:p>
@@ -53,66 +50,36 @@
           <w:ilvl w:val="0"/>
           <w:numId w:val="2"/>
         </w:numPr>
-        <w:rPr/>
-      </w:pPr>
-      <w:r>
-        <w:rPr/>
+      </w:pPr>
+      <w:r>
         <w:t>Setup a</w:t>
       </w:r>
       <w:r>
-        <w:rPr/>
         <w:t xml:space="preserve"> </w:t>
       </w:r>
-      <w:r>
-        <w:rPr/>
+      <w:proofErr w:type="spellStart"/>
+      <w:r>
         <w:t>PICL_Test</w:t>
       </w:r>
-      <w:r>
-        <w:rPr/>
+      <w:proofErr w:type="spellEnd"/>
+      <w:r>
         <w:t xml:space="preserve"> </w:t>
       </w:r>
       <w:r>
-        <w:rPr/>
         <w:t>d</w:t>
       </w:r>
       <w:r>
-        <w:rPr/>
         <w:t>irectory</w:t>
       </w:r>
       <w:r>
-        <w:rPr/>
-        <w:t>, which w</w:t>
-      </w:r>
-      <w:r>
-        <w:rPr/>
-        <w:t xml:space="preserve">ill </w:t>
-      </w:r>
-      <w:r>
-        <w:rPr/>
-        <w:t>ope</w:t>
-      </w:r>
-      <w:r>
-        <w:rPr/>
-        <w:t>rate</w:t>
-      </w:r>
-      <w:r>
-        <w:rPr/>
-        <w:t xml:space="preserve"> similarly</w:t>
-      </w:r>
-      <w:r>
-        <w:rPr/>
-        <w:t xml:space="preserve"> to </w:t>
-      </w:r>
-      <w:r>
-        <w:rPr/>
-        <w:t>roc</w:t>
-      </w:r>
-      <w:r>
-        <w:rPr/>
-        <w:t>picl</w:t>
-      </w:r>
-      <w:r>
-        <w:rPr/>
+        <w:t xml:space="preserve">, which will operate similarly to </w:t>
+      </w:r>
+      <w:proofErr w:type="spellStart"/>
+      <w:r>
+        <w:t>rocpicl</w:t>
+      </w:r>
+      <w:proofErr w:type="spellEnd"/>
+      <w:r>
         <w:t>.</w:t>
       </w:r>
     </w:p>
@@ -123,180 +90,317 @@
           <w:ilvl w:val="1"/>
           <w:numId w:val="2"/>
         </w:numPr>
-        <w:rPr/>
-      </w:pPr>
-      <w:r>
-        <w:rPr/>
-        <w:t xml:space="preserve">Will be </w:t>
-      </w:r>
-      <w:r>
-        <w:rPr/>
-        <w:t>setup</w:t>
-      </w:r>
-      <w:r>
-        <w:rPr/>
+      </w:pPr>
+      <w:r>
+        <w:t xml:space="preserve">Will be setup </w:t>
+      </w:r>
+      <w:r>
+        <w:t>as</w:t>
+      </w:r>
+      <w:r>
+        <w:t xml:space="preserve"> batch run</w:t>
+      </w:r>
+      <w:r>
+        <w:t>s</w:t>
+      </w:r>
+      <w:r>
+        <w:t xml:space="preserve"> that tests all required code functions</w:t>
+      </w:r>
+    </w:p>
+    <w:p>
+      <w:pPr>
+        <w:pStyle w:val="ListParagraph"/>
+        <w:numPr>
+          <w:ilvl w:val="2"/>
+          <w:numId w:val="2"/>
+        </w:numPr>
+      </w:pPr>
+      <w:r>
+        <w:t>Job.sh file will call the same executable many times with different num</w:t>
+      </w:r>
+      <w:r>
+        <w:t>ber of processors</w:t>
+      </w:r>
+    </w:p>
+    <w:p>
+      <w:pPr>
+        <w:pStyle w:val="ListParagraph"/>
+        <w:numPr>
+          <w:ilvl w:val="1"/>
+          <w:numId w:val="2"/>
+        </w:numPr>
+      </w:pPr>
+      <w:r>
+        <w:t xml:space="preserve">Will only progress through </w:t>
+      </w:r>
+      <w:r>
+        <w:t xml:space="preserve">two </w:t>
+      </w:r>
+      <w:proofErr w:type="spellStart"/>
+      <w:r>
+        <w:t>ppiclf</w:t>
+      </w:r>
+      <w:proofErr w:type="spellEnd"/>
+      <w:r>
+        <w:t xml:space="preserve"> RK stage</w:t>
+      </w:r>
+      <w:r>
+        <w:t>s</w:t>
+      </w:r>
+      <w:r>
+        <w:t xml:space="preserve"> at first</w:t>
+      </w:r>
+    </w:p>
+    <w:p>
+      <w:pPr>
+        <w:pStyle w:val="ListParagraph"/>
+        <w:numPr>
+          <w:ilvl w:val="2"/>
+          <w:numId w:val="2"/>
+        </w:numPr>
+      </w:pPr>
+      <w:r>
+        <w:t>Two stages required to test projection operation</w:t>
+      </w:r>
+    </w:p>
+    <w:p>
+      <w:pPr>
+        <w:pStyle w:val="ListParagraph"/>
+        <w:numPr>
+          <w:ilvl w:val="1"/>
+          <w:numId w:val="2"/>
+        </w:numPr>
+      </w:pPr>
+      <w:r>
+        <w:t>Fluid grid &amp; property values will be constant for every RK stage / timestep</w:t>
+      </w:r>
+    </w:p>
+    <w:p>
+      <w:pPr>
+        <w:pStyle w:val="ListParagraph"/>
+        <w:numPr>
+          <w:ilvl w:val="1"/>
+          <w:numId w:val="2"/>
+        </w:numPr>
+      </w:pPr>
+      <w:r>
+        <w:t xml:space="preserve">Fluid values can be input as analytical functions or from a </w:t>
+      </w:r>
+      <w:proofErr w:type="spellStart"/>
+      <w:r>
+        <w:t>Rocflu</w:t>
+      </w:r>
+      <w:proofErr w:type="spellEnd"/>
+      <w:r>
+        <w:t xml:space="preserve"> solution file</w:t>
+      </w:r>
+    </w:p>
+    <w:p>
+      <w:pPr>
+        <w:pStyle w:val="ListParagraph"/>
+        <w:numPr>
+          <w:ilvl w:val="2"/>
+          <w:numId w:val="2"/>
+        </w:numPr>
+      </w:pPr>
+      <w:r>
+        <w:t>Will create subroutine to read in or generate these files</w:t>
+      </w:r>
+    </w:p>
+    <w:p>
+      <w:pPr>
+        <w:pStyle w:val="ListParagraph"/>
+        <w:numPr>
+          <w:ilvl w:val="1"/>
+          <w:numId w:val="2"/>
+        </w:numPr>
+        <w:rPr>
+          <w:highlight w:val="yellow"/>
+        </w:rPr>
+      </w:pPr>
+      <w:r>
+        <w:rPr>
+          <w:highlight w:val="yellow"/>
+        </w:rPr>
+        <w:t>First particles will be added from (</w:t>
+      </w:r>
+      <w:proofErr w:type="gramStart"/>
+      <w:r>
+        <w:rPr>
+          <w:highlight w:val="yellow"/>
+        </w:rPr>
+        <w:t>0 :</w:t>
+      </w:r>
+      <w:proofErr w:type="gramEnd"/>
+      <w:r>
+        <w:rPr>
+          <w:highlight w:val="yellow"/>
+        </w:rPr>
+        <w:t xml:space="preserve"> 0.1*</w:t>
+      </w:r>
+      <w:proofErr w:type="gramStart"/>
+      <w:r>
+        <w:rPr>
+          <w:highlight w:val="yellow"/>
+        </w:rPr>
+        <w:t>dx :</w:t>
+      </w:r>
+      <w:proofErr w:type="gramEnd"/>
+      <w:r>
+        <w:rPr>
+          <w:highlight w:val="yellow"/>
+        </w:rPr>
+        <w:t xml:space="preserve"> 3*dx) in all three dimensions.  This will create particles in 3x3=9 cells closet to origin.  Then 7 particles will be added in the other 7 corners (not including origin. </w:t>
+      </w:r>
+    </w:p>
+    <w:p>
+      <w:pPr>
+        <w:pStyle w:val="ListParagraph"/>
+        <w:numPr>
+          <w:ilvl w:val="2"/>
+          <w:numId w:val="2"/>
+        </w:numPr>
+        <w:rPr>
+          <w:highlight w:val="yellow"/>
+        </w:rPr>
+      </w:pPr>
+      <w:r>
+        <w:rPr>
+          <w:highlight w:val="yellow"/>
+        </w:rPr>
+        <w:t>These corner particles will aid in testing of periodicity</w:t>
+      </w:r>
+    </w:p>
+    <w:p>
+      <w:pPr>
+        <w:pStyle w:val="ListParagraph"/>
+        <w:numPr>
+          <w:ilvl w:val="1"/>
+          <w:numId w:val="2"/>
+        </w:numPr>
+        <w:rPr>
+          <w:highlight w:val="yellow"/>
+        </w:rPr>
+      </w:pPr>
+      <w:r>
+        <w:rPr>
+          <w:highlight w:val="yellow"/>
+        </w:rPr>
+        <w:t>Later, p</w:t>
+      </w:r>
+      <w:r>
+        <w:rPr>
+          <w:highlight w:val="yellow"/>
+        </w:rPr>
+        <w:t xml:space="preserve">article data </w:t>
+      </w:r>
+      <w:r>
+        <w:rPr>
+          <w:highlight w:val="yellow"/>
+        </w:rPr>
+        <w:t>can</w:t>
+      </w:r>
+      <w:r>
+        <w:rPr>
+          <w:highlight w:val="yellow"/>
+        </w:rPr>
+        <w:t xml:space="preserve"> be randomly generated based on some input parameters</w:t>
+      </w:r>
+      <w:r>
+        <w:rPr>
+          <w:highlight w:val="yellow"/>
+        </w:rPr>
         <w:t xml:space="preserve"> </w:t>
       </w:r>
       <w:r>
-        <w:rPr/>
-        <w:t>as</w:t>
-      </w:r>
-      <w:r>
-        <w:rPr/>
-        <w:t xml:space="preserve"> </w:t>
-      </w:r>
-      <w:r>
-        <w:rPr/>
-        <w:t>batch run</w:t>
-      </w:r>
-      <w:r>
-        <w:rPr/>
-        <w:t>s</w:t>
-      </w:r>
-      <w:r>
-        <w:rPr/>
-        <w:t xml:space="preserve"> that tests all required code functions</w:t>
-      </w:r>
-    </w:p>
-    <w:p>
-      <w:pPr>
-        <w:pStyle w:val="ListParagraph"/>
-        <w:numPr>
-          <w:ilvl w:val="2"/>
-          <w:numId w:val="2"/>
-        </w:numPr>
-        <w:rPr/>
-      </w:pPr>
-      <w:r>
-        <w:rPr/>
-        <w:t>Job.sh file will call the same executable many times with different num</w:t>
-      </w:r>
-      <w:r>
-        <w:rPr/>
-        <w:t>ber of processors</w:t>
-      </w:r>
-    </w:p>
-    <w:p>
-      <w:pPr>
-        <w:pStyle w:val="ListParagraph"/>
-        <w:numPr>
-          <w:ilvl w:val="1"/>
-          <w:numId w:val="2"/>
-        </w:numPr>
-      </w:pPr>
-      <w:r>
-        <w:t xml:space="preserve">Will only progress through </w:t>
-      </w:r>
-      <w:r>
-        <w:t xml:space="preserve">two </w:t>
-      </w:r>
-      <w:proofErr w:type="spellStart"/>
-      <w:r>
+        <w:rPr>
+          <w:highlight w:val="yellow"/>
+        </w:rPr>
+        <w:t>(</w:t>
+      </w:r>
+      <w:proofErr w:type="spellStart"/>
+      <w:r>
+        <w:rPr>
+          <w:highlight w:val="yellow"/>
+        </w:rPr>
+        <w:t>dp</w:t>
+      </w:r>
+      <w:proofErr w:type="spellEnd"/>
+      <w:r>
+        <w:rPr>
+          <w:highlight w:val="yellow"/>
+        </w:rPr>
+        <w:t>, bin boundary limits, %</w:t>
+      </w:r>
+      <w:proofErr w:type="spellStart"/>
+      <w:r>
+        <w:rPr>
+          <w:highlight w:val="yellow"/>
+        </w:rPr>
+        <w:t>vf</w:t>
+      </w:r>
+      <w:proofErr w:type="spellEnd"/>
+      <w:r>
+        <w:rPr>
+          <w:highlight w:val="yellow"/>
+        </w:rPr>
+        <w:t>)</w:t>
+      </w:r>
+      <w:r>
+        <w:rPr>
+          <w:highlight w:val="yellow"/>
+        </w:rPr>
+        <w:t xml:space="preserve">.  </w:t>
+      </w:r>
+    </w:p>
+    <w:p>
+      <w:pPr>
+        <w:pStyle w:val="ListParagraph"/>
+        <w:numPr>
+          <w:ilvl w:val="1"/>
+          <w:numId w:val="2"/>
+        </w:numPr>
+        <w:rPr>
+          <w:highlight w:val="yellow"/>
+        </w:rPr>
+      </w:pPr>
+      <w:r>
+        <w:rPr>
+          <w:highlight w:val="yellow"/>
+        </w:rPr>
+        <w:t>Interpolated properties at particle location can be calculated based on analytical function of fluid and known particle locations.</w:t>
+      </w:r>
+    </w:p>
+    <w:p>
+      <w:pPr>
+        <w:pStyle w:val="ListParagraph"/>
+        <w:numPr>
+          <w:ilvl w:val="1"/>
+          <w:numId w:val="2"/>
+        </w:numPr>
+        <w:rPr>
+          <w:highlight w:val="yellow"/>
+        </w:rPr>
+      </w:pPr>
+      <w:r>
+        <w:rPr>
+          <w:highlight w:val="yellow"/>
+        </w:rPr>
+        <w:t xml:space="preserve">Interpolation error will be calculated comparing fluid interpolated values at particle location with </w:t>
+      </w:r>
+      <w:proofErr w:type="spellStart"/>
+      <w:r>
+        <w:rPr>
+          <w:highlight w:val="yellow"/>
+        </w:rPr>
         <w:t>ppiclf</w:t>
       </w:r>
       <w:proofErr w:type="spellEnd"/>
       <w:r>
-        <w:t xml:space="preserve"> RK stage</w:t>
-      </w:r>
-      <w:r>
-        <w:t>s</w:t>
-      </w:r>
-      <w:r>
-        <w:t xml:space="preserve"> at first</w:t>
-      </w:r>
-    </w:p>
-    <w:p>
-      <w:pPr>
-        <w:pStyle w:val="ListParagraph"/>
-        <w:numPr>
-          <w:ilvl w:val="2"/>
-          <w:numId w:val="2"/>
-        </w:numPr>
-      </w:pPr>
-      <w:r>
-        <w:t>Two stages required to test projection operation</w:t>
-      </w:r>
-    </w:p>
-    <w:p>
-      <w:pPr>
-        <w:pStyle w:val="ListParagraph"/>
-        <w:numPr>
-          <w:ilvl w:val="1"/>
-          <w:numId w:val="2"/>
-        </w:numPr>
-      </w:pPr>
-      <w:r>
-        <w:t>Fluid grid &amp; property values will be constant for every RK stage / timestep</w:t>
-      </w:r>
-    </w:p>
-    <w:p>
-      <w:pPr>
-        <w:pStyle w:val="ListParagraph"/>
-        <w:numPr>
-          <w:ilvl w:val="1"/>
-          <w:numId w:val="2"/>
-        </w:numPr>
-        <w:rPr/>
-      </w:pPr>
-      <w:r>
-        <w:rPr/>
-        <w:t xml:space="preserve">Fluid values </w:t>
-      </w:r>
-      <w:r>
-        <w:rPr/>
-        <w:t xml:space="preserve">can be input as analytical functions or from a </w:t>
-      </w:r>
-      <w:r>
-        <w:rPr/>
-        <w:t>Rocflu</w:t>
-      </w:r>
-      <w:r>
-        <w:rPr/>
-        <w:t xml:space="preserve"> solution file</w:t>
-      </w:r>
-    </w:p>
-    <w:p>
-      <w:pPr>
-        <w:pStyle w:val="ListParagraph"/>
-        <w:numPr>
-          <w:ilvl w:val="2"/>
-          <w:numId w:val="2"/>
-        </w:numPr>
-        <w:rPr/>
-      </w:pPr>
-      <w:r>
-        <w:rPr/>
-        <w:t>Will create subroutine to read in or generate these files</w:t>
-      </w:r>
-    </w:p>
-    <w:p>
-      <w:pPr>
-        <w:pStyle w:val="ListParagraph"/>
-        <w:numPr>
-          <w:ilvl w:val="1"/>
-          <w:numId w:val="2"/>
-        </w:numPr>
-        <w:rPr/>
-      </w:pPr>
-      <w:r>
-        <w:rPr/>
-        <w:t>Particle data will be randomly generated based on some input parameters (</w:t>
-      </w:r>
-      <w:r>
-        <w:rPr/>
-        <w:t>dp</w:t>
-      </w:r>
-      <w:r>
-        <w:rPr/>
-        <w:t>, bin boundary limits, %</w:t>
-      </w:r>
-      <w:r>
-        <w:rPr/>
-        <w:t>vf</w:t>
-      </w:r>
-      <w:r>
-        <w:rPr/>
-        <w:t>)</w:t>
+        <w:rPr>
+          <w:highlight w:val="yellow"/>
+        </w:rPr>
+        <w:t xml:space="preserve"> vs analytical function.</w:t>
       </w:r>
     </w:p>
     <w:p>
@@ -424,10 +528,8 @@
           <w:ilvl w:val="0"/>
           <w:numId w:val="1"/>
         </w:numPr>
-        <w:rPr/>
-      </w:pPr>
-      <w:r>
-        <w:rPr/>
+      </w:pPr>
+      <w:r>
         <w:t>Create Bin Algorithm</w:t>
       </w:r>
     </w:p>
@@ -527,6 +629,7 @@
         </w:numPr>
       </w:pPr>
       <w:r>
+        <w:lastRenderedPageBreak/>
         <w:t>Linear Periodicity</w:t>
       </w:r>
     </w:p>
@@ -674,14 +777,13 @@
           <w:ilvl w:val="0"/>
           <w:numId w:val="1"/>
         </w:numPr>
-        <w:rPr/>
-      </w:pPr>
-      <w:r>
-        <w:rPr/>
+      </w:pPr>
+      <w:proofErr w:type="spellStart"/>
+      <w:r>
         <w:t>Gslib</w:t>
       </w:r>
-      <w:r>
-        <w:rPr/>
+      <w:proofErr w:type="spellEnd"/>
+      <w:r>
         <w:t xml:space="preserve"> call sequence</w:t>
       </w:r>
     </w:p>
@@ -692,25 +794,18 @@
           <w:ilvl w:val="0"/>
           <w:numId w:val="1"/>
         </w:numPr>
-        <w:rPr>
-          <w:sz w:val="24"/>
-          <w:szCs w:val="24"/>
-        </w:rPr>
-      </w:pPr>
-      <w:r>
-        <w:rPr/>
+      </w:pPr>
+      <w:r>
         <w:t>Infrequent Bin Algorithm (when we progress to several running timesteps)</w:t>
       </w:r>
     </w:p>
     <w:p>
       <w:pPr>
-        <w:pStyle w:val="Normal"/>
         <w:ind w:left="720"/>
       </w:pPr>
     </w:p>
     <w:p>
       <w:r>
-        <w:rPr/>
         <w:t>Test Inputs:</w:t>
       </w:r>
     </w:p>
@@ -721,10 +816,8 @@
           <w:ilvl w:val="0"/>
           <w:numId w:val="2"/>
         </w:numPr>
-        <w:rPr/>
-      </w:pPr>
-      <w:r>
-        <w:rPr/>
+      </w:pPr>
+      <w:r>
         <w:t xml:space="preserve">None at first.  </w:t>
       </w:r>
     </w:p>
@@ -735,36 +828,210 @@
           <w:ilvl w:val="1"/>
           <w:numId w:val="2"/>
         </w:numPr>
-        <w:rPr/>
-      </w:pPr>
-      <w:r>
-        <w:rPr/>
-        <w:t>Future: add options for fluid or particle ini</w:t>
-      </w:r>
-      <w:r>
-        <w:rPr/>
-        <w:t>tial co</w:t>
-      </w:r>
-      <w:r>
-        <w:rPr/>
-        <w:t>nditions</w:t>
-      </w:r>
-    </w:p>
-    <w:p>
-      <w:pPr>
-        <w:pStyle w:val="Normal"/>
-        <w:ind w:left="0"/>
-      </w:pPr>
-      <w:proofErr w:type="spellStart"/>
-      <w:r>
-        <w:rPr/>
+      </w:pPr>
+      <w:r>
+        <w:t>Future: add options for fluid or particle initial conditions</w:t>
+      </w:r>
+    </w:p>
+    <w:p>
+      <w:pPr>
+        <w:rPr>
+          <w:highlight w:val="yellow"/>
+        </w:rPr>
+      </w:pPr>
+      <w:proofErr w:type="spellStart"/>
+      <w:r>
+        <w:rPr>
+          <w:highlight w:val="yellow"/>
+        </w:rPr>
         <w:t>PICL_Test</w:t>
       </w:r>
-      <w:r>
-        <w:rPr/>
-        <w:t xml:space="preserve"> Outline</w:t>
-      </w:r>
-      <w:proofErr w:type="spellEnd"/>
+      <w:proofErr w:type="spellEnd"/>
+      <w:r>
+        <w:rPr>
+          <w:highlight w:val="yellow"/>
+        </w:rPr>
+        <w:t xml:space="preserve"> is the executable based on </w:t>
+      </w:r>
+      <w:proofErr w:type="spellStart"/>
+      <w:proofErr w:type="gramStart"/>
+      <w:r>
+        <w:rPr>
+          <w:highlight w:val="yellow"/>
+        </w:rPr>
+        <w:t>test.o</w:t>
+      </w:r>
+      <w:proofErr w:type="spellEnd"/>
+      <w:proofErr w:type="gramEnd"/>
+      <w:r>
+        <w:rPr>
+          <w:highlight w:val="yellow"/>
+        </w:rPr>
+        <w:t xml:space="preserve"> compiled code &amp; </w:t>
+      </w:r>
+      <w:proofErr w:type="spellStart"/>
+      <w:r>
+        <w:rPr>
+          <w:highlight w:val="yellow"/>
+        </w:rPr>
+        <w:t>ppiclF</w:t>
+      </w:r>
+      <w:proofErr w:type="spellEnd"/>
+      <w:r>
+        <w:rPr>
+          <w:highlight w:val="yellow"/>
+        </w:rPr>
+        <w:t xml:space="preserve"> library.</w:t>
+      </w:r>
+    </w:p>
+    <w:p>
+      <w:pPr>
+        <w:rPr>
+          <w:highlight w:val="yellow"/>
+        </w:rPr>
+      </w:pPr>
+      <w:proofErr w:type="spellStart"/>
+      <w:r>
+        <w:rPr>
+          <w:highlight w:val="yellow"/>
+        </w:rPr>
+        <w:t>PICL_Test</w:t>
+      </w:r>
+      <w:proofErr w:type="spellEnd"/>
+      <w:r>
+        <w:rPr>
+          <w:highlight w:val="yellow"/>
+        </w:rPr>
+        <w:t xml:space="preserve"> will be called repeatedly for number of cores = 1 – 256</w:t>
+      </w:r>
+    </w:p>
+    <w:p>
+      <w:pPr>
+        <w:rPr>
+          <w:highlight w:val="yellow"/>
+        </w:rPr>
+      </w:pPr>
+      <w:r>
+        <w:rPr>
+          <w:highlight w:val="yellow"/>
+        </w:rPr>
+        <w:t xml:space="preserve">Testing with various nodes should produce same </w:t>
+      </w:r>
+      <w:proofErr w:type="spellStart"/>
+      <w:r>
+        <w:rPr>
+          <w:highlight w:val="yellow"/>
+        </w:rPr>
+        <w:t>interp</w:t>
+      </w:r>
+      <w:proofErr w:type="spellEnd"/>
+      <w:r>
+        <w:rPr>
+          <w:highlight w:val="yellow"/>
+        </w:rPr>
+        <w:t xml:space="preserve">/projection </w:t>
+      </w:r>
+      <w:proofErr w:type="spellStart"/>
+      <w:r>
+        <w:rPr>
+          <w:highlight w:val="yellow"/>
+        </w:rPr>
+        <w:t>erros</w:t>
+      </w:r>
+      <w:proofErr w:type="spellEnd"/>
+      <w:r>
+        <w:rPr>
+          <w:highlight w:val="yellow"/>
+        </w:rPr>
+        <w:t xml:space="preserve">, but will prove out </w:t>
+      </w:r>
+      <w:proofErr w:type="spellStart"/>
+      <w:r>
+        <w:rPr>
+          <w:highlight w:val="yellow"/>
+        </w:rPr>
+        <w:t>CreateBin</w:t>
+      </w:r>
+      <w:proofErr w:type="spellEnd"/>
+      <w:r>
+        <w:rPr>
+          <w:highlight w:val="yellow"/>
+        </w:rPr>
+        <w:t xml:space="preserve"> algorithm.</w:t>
+      </w:r>
+    </w:p>
+    <w:p>
+      <w:pPr>
+        <w:rPr>
+          <w:highlight w:val="yellow"/>
+        </w:rPr>
+      </w:pPr>
+      <w:r>
+        <w:rPr>
+          <w:highlight w:val="yellow"/>
+        </w:rPr>
+        <w:t xml:space="preserve">Initially test with </w:t>
+      </w:r>
+      <w:r>
+        <w:rPr>
+          <w:highlight w:val="yellow"/>
+        </w:rPr>
+        <w:t>Periodicity off.</w:t>
+      </w:r>
+    </w:p>
+    <w:p>
+      <w:pPr>
+        <w:rPr>
+          <w:highlight w:val="yellow"/>
+        </w:rPr>
+      </w:pPr>
+      <w:r>
+        <w:rPr>
+          <w:highlight w:val="yellow"/>
+        </w:rPr>
+        <w:t>The below proves out 2-5</w:t>
+      </w:r>
+    </w:p>
+    <w:p>
+      <w:pPr>
+        <w:rPr>
+          <w:highlight w:val="yellow"/>
+        </w:rPr>
+      </w:pPr>
+      <w:proofErr w:type="spellStart"/>
+      <w:proofErr w:type="gramStart"/>
+      <w:r>
+        <w:rPr>
+          <w:highlight w:val="yellow"/>
+        </w:rPr>
+        <w:t>test.f</w:t>
+      </w:r>
+      <w:proofErr w:type="spellEnd"/>
+      <w:proofErr w:type="gramEnd"/>
+      <w:r>
+        <w:rPr>
+          <w:highlight w:val="yellow"/>
+        </w:rPr>
+        <w:t xml:space="preserve"> </w:t>
+      </w:r>
+      <w:r>
+        <w:rPr>
+          <w:highlight w:val="yellow"/>
+        </w:rPr>
+        <w:t xml:space="preserve">code </w:t>
+      </w:r>
+      <w:r>
+        <w:rPr>
+          <w:highlight w:val="yellow"/>
+        </w:rPr>
+        <w:t>outline</w:t>
+      </w:r>
+      <w:r>
+        <w:rPr>
+          <w:highlight w:val="yellow"/>
+        </w:rPr>
+        <w:t>:</w:t>
+      </w:r>
     </w:p>
     <w:p>
       <w:pPr>
@@ -773,24 +1040,411 @@
           <w:ilvl w:val="0"/>
           <w:numId w:val="2"/>
         </w:numPr>
-        <w:rPr/>
-      </w:pPr>
-      <w:r>
-        <w:rPr/>
-        <w:t>Read in</w:t>
-      </w:r>
-      <w:r>
-        <w:rPr/>
-        <w:t>/generate</w:t>
-      </w:r>
-      <w:r>
-        <w:rPr/>
+        <w:rPr>
+          <w:highlight w:val="yellow"/>
+        </w:rPr>
+      </w:pPr>
+      <w:r>
+        <w:rPr>
+          <w:highlight w:val="yellow"/>
+        </w:rPr>
+        <w:t>Generate Fluid Grid</w:t>
+      </w:r>
+    </w:p>
+    <w:p>
+      <w:pPr>
+        <w:pStyle w:val="ListParagraph"/>
+        <w:numPr>
+          <w:ilvl w:val="0"/>
+          <w:numId w:val="2"/>
+        </w:numPr>
+        <w:rPr>
+          <w:highlight w:val="yellow"/>
+        </w:rPr>
+      </w:pPr>
+      <w:r>
+        <w:rPr>
+          <w:highlight w:val="yellow"/>
+        </w:rPr>
+        <w:t>Generate Particles</w:t>
+      </w:r>
+    </w:p>
+    <w:p>
+      <w:pPr>
+        <w:pStyle w:val="ListParagraph"/>
+        <w:numPr>
+          <w:ilvl w:val="0"/>
+          <w:numId w:val="2"/>
+        </w:numPr>
+        <w:rPr>
+          <w:highlight w:val="yellow"/>
+        </w:rPr>
+      </w:pPr>
+      <w:r>
+        <w:rPr>
+          <w:highlight w:val="yellow"/>
+        </w:rPr>
+        <w:t xml:space="preserve">Apply analytical temp function [sin(k*x/(2*pi))] to grid </w:t>
+      </w:r>
+    </w:p>
+    <w:p>
+      <w:pPr>
+        <w:pStyle w:val="ListParagraph"/>
+        <w:numPr>
+          <w:ilvl w:val="0"/>
+          <w:numId w:val="2"/>
+        </w:numPr>
+        <w:rPr>
+          <w:highlight w:val="yellow"/>
+        </w:rPr>
+      </w:pPr>
+      <w:r>
+        <w:rPr>
+          <w:highlight w:val="yellow"/>
+        </w:rPr>
+        <w:t xml:space="preserve">Call </w:t>
+      </w:r>
+      <w:proofErr w:type="spellStart"/>
+      <w:r>
+        <w:rPr>
+          <w:highlight w:val="yellow"/>
+        </w:rPr>
+        <w:t>ppiclf_solve_InterpFieldUser</w:t>
+      </w:r>
+      <w:proofErr w:type="spellEnd"/>
+      <w:r>
+        <w:rPr>
+          <w:highlight w:val="yellow"/>
+        </w:rPr>
+        <w:t xml:space="preserve"> to pass fluid temperature grid values to </w:t>
+      </w:r>
+      <w:proofErr w:type="spellStart"/>
+      <w:r>
+        <w:rPr>
+          <w:highlight w:val="yellow"/>
+        </w:rPr>
+        <w:t>ppiclf</w:t>
+      </w:r>
+      <w:proofErr w:type="spellEnd"/>
+      <w:r>
+        <w:rPr>
+          <w:highlight w:val="yellow"/>
+        </w:rPr>
+        <w:t>.</w:t>
+      </w:r>
+    </w:p>
+    <w:p>
+      <w:pPr>
+        <w:pStyle w:val="ListParagraph"/>
+        <w:numPr>
+          <w:ilvl w:val="0"/>
+          <w:numId w:val="2"/>
+        </w:numPr>
+        <w:rPr>
+          <w:highlight w:val="yellow"/>
+        </w:rPr>
+      </w:pPr>
+      <w:r>
+        <w:rPr>
+          <w:highlight w:val="yellow"/>
+        </w:rPr>
+        <w:t xml:space="preserve">Call </w:t>
+      </w:r>
+      <w:proofErr w:type="spellStart"/>
+      <w:r>
+        <w:rPr>
+          <w:highlight w:val="yellow"/>
+        </w:rPr>
+        <w:t>ppiclf</w:t>
+      </w:r>
+      <w:proofErr w:type="spellEnd"/>
+      <w:r>
+        <w:rPr>
+          <w:highlight w:val="yellow"/>
+        </w:rPr>
+        <w:t xml:space="preserve"> subroutines through </w:t>
+      </w:r>
+      <w:proofErr w:type="spellStart"/>
+      <w:r>
+        <w:rPr>
+          <w:highlight w:val="yellow"/>
+        </w:rPr>
+        <w:t>ppiclf_solve_initsolve</w:t>
+      </w:r>
+      <w:proofErr w:type="spellEnd"/>
+      <w:r>
+        <w:rPr>
+          <w:highlight w:val="yellow"/>
+        </w:rPr>
+        <w:t>.  This includes testing of</w:t>
+      </w:r>
+    </w:p>
+    <w:p>
+      <w:pPr>
+        <w:pStyle w:val="ListParagraph"/>
+        <w:numPr>
+          <w:ilvl w:val="1"/>
+          <w:numId w:val="2"/>
+        </w:numPr>
+        <w:rPr>
+          <w:highlight w:val="yellow"/>
+        </w:rPr>
+      </w:pPr>
+      <w:proofErr w:type="spellStart"/>
+      <w:r>
+        <w:rPr>
+          <w:highlight w:val="yellow"/>
+        </w:rPr>
+        <w:t>CreateBin</w:t>
+      </w:r>
+      <w:proofErr w:type="spellEnd"/>
+    </w:p>
+    <w:p>
+      <w:pPr>
+        <w:pStyle w:val="ListParagraph"/>
+        <w:numPr>
+          <w:ilvl w:val="1"/>
+          <w:numId w:val="2"/>
+        </w:numPr>
+        <w:rPr>
+          <w:highlight w:val="yellow"/>
+        </w:rPr>
+      </w:pPr>
+      <w:proofErr w:type="spellStart"/>
+      <w:r>
+        <w:rPr>
+          <w:highlight w:val="yellow"/>
+        </w:rPr>
+        <w:t>FindParticle</w:t>
+      </w:r>
+      <w:proofErr w:type="spellEnd"/>
+    </w:p>
+    <w:p>
+      <w:pPr>
+        <w:pStyle w:val="ListParagraph"/>
+        <w:numPr>
+          <w:ilvl w:val="1"/>
+          <w:numId w:val="2"/>
+        </w:numPr>
+        <w:rPr>
+          <w:highlight w:val="yellow"/>
+        </w:rPr>
+      </w:pPr>
+      <w:proofErr w:type="spellStart"/>
+      <w:r>
+        <w:rPr>
+          <w:highlight w:val="yellow"/>
+        </w:rPr>
+        <w:t>MoveParticle</w:t>
+      </w:r>
+      <w:proofErr w:type="spellEnd"/>
+    </w:p>
+    <w:p>
+      <w:pPr>
+        <w:pStyle w:val="ListParagraph"/>
+        <w:numPr>
+          <w:ilvl w:val="1"/>
+          <w:numId w:val="2"/>
+        </w:numPr>
+        <w:rPr>
+          <w:highlight w:val="yellow"/>
+        </w:rPr>
+      </w:pPr>
+      <w:proofErr w:type="spellStart"/>
+      <w:r>
+        <w:rPr>
+          <w:highlight w:val="yellow"/>
+        </w:rPr>
+        <w:lastRenderedPageBreak/>
+        <w:t>MapOverlapMesh</w:t>
+      </w:r>
+      <w:proofErr w:type="spellEnd"/>
+    </w:p>
+    <w:p>
+      <w:pPr>
+        <w:pStyle w:val="ListParagraph"/>
+        <w:numPr>
+          <w:ilvl w:val="1"/>
+          <w:numId w:val="2"/>
+        </w:numPr>
+        <w:rPr>
+          <w:highlight w:val="yellow"/>
+        </w:rPr>
+      </w:pPr>
+      <w:proofErr w:type="spellStart"/>
+      <w:r>
+        <w:rPr>
+          <w:highlight w:val="yellow"/>
+        </w:rPr>
+        <w:t>InterpFluidGrid</w:t>
+      </w:r>
+      <w:proofErr w:type="spellEnd"/>
+    </w:p>
+    <w:p>
+      <w:pPr>
+        <w:pStyle w:val="ListParagraph"/>
+        <w:numPr>
+          <w:ilvl w:val="1"/>
+          <w:numId w:val="2"/>
+        </w:numPr>
+        <w:rPr>
+          <w:highlight w:val="yellow"/>
+        </w:rPr>
+      </w:pPr>
+      <w:proofErr w:type="spellStart"/>
+      <w:r>
+        <w:rPr>
+          <w:highlight w:val="yellow"/>
+        </w:rPr>
+        <w:t>ProjectParticleGrid</w:t>
+      </w:r>
+      <w:proofErr w:type="spellEnd"/>
+    </w:p>
+    <w:p>
+      <w:pPr>
+        <w:pStyle w:val="ListParagraph"/>
+        <w:numPr>
+          <w:ilvl w:val="1"/>
+          <w:numId w:val="2"/>
+        </w:numPr>
+        <w:rPr>
+          <w:highlight w:val="yellow"/>
+        </w:rPr>
+      </w:pPr>
+      <w:proofErr w:type="spellStart"/>
+      <w:r>
+        <w:rPr>
+          <w:highlight w:val="yellow"/>
+        </w:rPr>
+        <w:t>CreateGhosts</w:t>
+      </w:r>
+      <w:proofErr w:type="spellEnd"/>
+    </w:p>
+    <w:p>
+      <w:pPr>
+        <w:pStyle w:val="ListParagraph"/>
+        <w:numPr>
+          <w:ilvl w:val="1"/>
+          <w:numId w:val="2"/>
+        </w:numPr>
+        <w:rPr>
+          <w:highlight w:val="yellow"/>
+        </w:rPr>
+      </w:pPr>
+      <w:proofErr w:type="spellStart"/>
+      <w:r>
+        <w:rPr>
+          <w:highlight w:val="yellow"/>
+        </w:rPr>
+        <w:t>MoveGhosts</w:t>
+      </w:r>
+      <w:proofErr w:type="spellEnd"/>
+    </w:p>
+    <w:p>
+      <w:pPr>
+        <w:pStyle w:val="ListParagraph"/>
+        <w:numPr>
+          <w:ilvl w:val="0"/>
+          <w:numId w:val="2"/>
+        </w:numPr>
+        <w:rPr>
+          <w:highlight w:val="yellow"/>
+        </w:rPr>
+      </w:pPr>
+      <w:r>
+        <w:rPr>
+          <w:highlight w:val="yellow"/>
+        </w:rPr>
+        <w:t>Compute ratio of bins dx/</w:t>
+      </w:r>
+      <w:proofErr w:type="spellStart"/>
+      <w:r>
+        <w:rPr>
+          <w:highlight w:val="yellow"/>
+        </w:rPr>
+        <w:t>dy</w:t>
+      </w:r>
+      <w:proofErr w:type="spellEnd"/>
+      <w:r>
+        <w:rPr>
+          <w:highlight w:val="yellow"/>
+        </w:rPr>
+        <w:t>, dx/</w:t>
+      </w:r>
+      <w:proofErr w:type="spellStart"/>
+      <w:r>
+        <w:rPr>
+          <w:highlight w:val="yellow"/>
+        </w:rPr>
+        <w:t>dz</w:t>
+      </w:r>
+      <w:proofErr w:type="spellEnd"/>
+      <w:r>
+        <w:rPr>
+          <w:highlight w:val="yellow"/>
+        </w:rPr>
+        <w:t xml:space="preserve">, </w:t>
+      </w:r>
+      <w:proofErr w:type="spellStart"/>
+      <w:r>
+        <w:rPr>
+          <w:highlight w:val="yellow"/>
+        </w:rPr>
+        <w:t>dy</w:t>
+      </w:r>
+      <w:proofErr w:type="spellEnd"/>
+      <w:r>
+        <w:rPr>
+          <w:highlight w:val="yellow"/>
+        </w:rPr>
+        <w:t>/</w:t>
+      </w:r>
+      <w:proofErr w:type="spellStart"/>
+      <w:r>
+        <w:rPr>
+          <w:highlight w:val="yellow"/>
+        </w:rPr>
+        <w:t>dz</w:t>
+      </w:r>
+      <w:proofErr w:type="spellEnd"/>
+      <w:r>
+        <w:rPr>
+          <w:highlight w:val="yellow"/>
+        </w:rPr>
         <w:t xml:space="preserve"> </w:t>
       </w:r>
-      <w:r>
-        <w:rPr/>
-        <w:t>fluid solution</w:t>
-      </w:r>
+    </w:p>
+    <w:p>
+      <w:pPr>
+        <w:pStyle w:val="ListParagraph"/>
+        <w:numPr>
+          <w:ilvl w:val="1"/>
+          <w:numId w:val="2"/>
+        </w:numPr>
+        <w:rPr>
+          <w:highlight w:val="yellow"/>
+        </w:rPr>
+      </w:pPr>
+      <w:r>
+        <w:rPr>
+          <w:highlight w:val="yellow"/>
+        </w:rPr>
+        <w:t>Compute ratio</w:t>
+      </w:r>
+      <w:r>
+        <w:rPr>
+          <w:highlight w:val="yellow"/>
+        </w:rPr>
+        <w:t xml:space="preserve">: mean, median, </w:t>
+      </w:r>
+      <w:proofErr w:type="spellStart"/>
+      <w:r>
+        <w:rPr>
+          <w:highlight w:val="yellow"/>
+        </w:rPr>
+        <w:t>stddev</w:t>
+      </w:r>
+      <w:proofErr w:type="spellEnd"/>
     </w:p>
     <w:p>
       <w:pPr>
@@ -799,24 +1453,56 @@
           <w:ilvl w:val="0"/>
           <w:numId w:val="2"/>
         </w:numPr>
-        <w:rPr/>
-      </w:pPr>
-      <w:r>
-        <w:rPr/>
-        <w:t>Read in</w:t>
-      </w:r>
-      <w:r>
-        <w:rPr/>
-        <w:t>/generate</w:t>
-      </w:r>
-      <w:r>
-        <w:rPr/>
-        <w:t xml:space="preserve"> partic</w:t>
-      </w:r>
-      <w:r>
-        <w:rPr/>
-        <w:t>le file</w:t>
-      </w:r>
+        <w:rPr>
+          <w:highlight w:val="yellow"/>
+        </w:rPr>
+      </w:pPr>
+      <w:r>
+        <w:rPr>
+          <w:highlight w:val="yellow"/>
+        </w:rPr>
+        <w:t xml:space="preserve">Compute total </w:t>
+      </w:r>
+      <w:proofErr w:type="gramStart"/>
+      <w:r>
+        <w:rPr>
+          <w:highlight w:val="yellow"/>
+        </w:rPr>
+        <w:t>number</w:t>
+      </w:r>
+      <w:proofErr w:type="gramEnd"/>
+      <w:r>
+        <w:rPr>
+          <w:highlight w:val="yellow"/>
+        </w:rPr>
+        <w:t xml:space="preserve"> of bins/number of processors.</w:t>
+      </w:r>
+    </w:p>
+    <w:p>
+      <w:pPr>
+        <w:pStyle w:val="ListParagraph"/>
+        <w:numPr>
+          <w:ilvl w:val="1"/>
+          <w:numId w:val="2"/>
+        </w:numPr>
+        <w:rPr>
+          <w:highlight w:val="yellow"/>
+        </w:rPr>
+      </w:pPr>
+      <w:r>
+        <w:rPr>
+          <w:highlight w:val="yellow"/>
+        </w:rPr>
+        <w:t xml:space="preserve">Compute ratio: mean, median, </w:t>
+      </w:r>
+      <w:proofErr w:type="spellStart"/>
+      <w:r>
+        <w:rPr>
+          <w:highlight w:val="yellow"/>
+        </w:rPr>
+        <w:t>stddev</w:t>
+      </w:r>
+      <w:proofErr w:type="spellEnd"/>
     </w:p>
     <w:p>
       <w:pPr>
@@ -825,12 +1511,15 @@
           <w:ilvl w:val="0"/>
           <w:numId w:val="2"/>
         </w:numPr>
-      </w:pPr>
-      <w:r>
-        <w:t>P</w:t>
-      </w:r>
-      <w:r>
-        <w:t>erform any fluid quantity derivations (vorticity, etc.)</w:t>
+        <w:rPr>
+          <w:highlight w:val="yellow"/>
+        </w:rPr>
+      </w:pPr>
+      <w:r>
+        <w:rPr>
+          <w:highlight w:val="yellow"/>
+        </w:rPr>
+        <w:t>Loop through all particle locations to develop array for analytical temp solutions</w:t>
       </w:r>
     </w:p>
     <w:p>
@@ -840,15 +1529,87 @@
           <w:ilvl w:val="0"/>
           <w:numId w:val="2"/>
         </w:numPr>
-        <w:rPr/>
-      </w:pPr>
-      <w:r>
-        <w:rPr/>
-        <w:t>(in work)</w:t>
+        <w:rPr>
+          <w:highlight w:val="yellow"/>
+        </w:rPr>
+      </w:pPr>
+      <w:r>
+        <w:rPr>
+          <w:highlight w:val="yellow"/>
+        </w:rPr>
+        <w:t>Compare each interpolated temperature with analytical solution &amp; calculate statistics (</w:t>
+      </w:r>
+      <w:r>
+        <w:rPr>
+          <w:highlight w:val="yellow"/>
+        </w:rPr>
+        <w:t xml:space="preserve">Error: </w:t>
+      </w:r>
+      <w:r>
+        <w:rPr>
+          <w:highlight w:val="yellow"/>
+        </w:rPr>
+        <w:t>mean, median,</w:t>
+      </w:r>
+      <w:r>
+        <w:rPr>
+          <w:highlight w:val="yellow"/>
+        </w:rPr>
+        <w:t xml:space="preserve"> </w:t>
+      </w:r>
+      <w:proofErr w:type="spellStart"/>
+      <w:r>
+        <w:rPr>
+          <w:highlight w:val="yellow"/>
+        </w:rPr>
+        <w:t>stddev</w:t>
+      </w:r>
+      <w:proofErr w:type="spellEnd"/>
+      <w:r>
+        <w:rPr>
+          <w:highlight w:val="yellow"/>
+        </w:rPr>
+        <w:t>)</w:t>
+      </w:r>
+    </w:p>
+    <w:p>
+      <w:pPr>
+        <w:pStyle w:val="ListParagraph"/>
+        <w:numPr>
+          <w:ilvl w:val="1"/>
+          <w:numId w:val="2"/>
+        </w:numPr>
+        <w:rPr>
+          <w:highlight w:val="yellow"/>
+        </w:rPr>
+      </w:pPr>
+      <w:r>
+        <w:rPr>
+          <w:highlight w:val="yellow"/>
+        </w:rPr>
+        <w:t>Try again with different interpolation schemes (1/d, 1/d^2, 1/d^3)</w:t>
+      </w:r>
+    </w:p>
+    <w:p>
+      <w:pPr>
+        <w:pStyle w:val="ListParagraph"/>
+        <w:numPr>
+          <w:ilvl w:val="0"/>
+          <w:numId w:val="2"/>
+        </w:numPr>
+        <w:rPr>
+          <w:highlight w:val="yellow"/>
+        </w:rPr>
+      </w:pPr>
+      <w:r>
+        <w:rPr>
+          <w:highlight w:val="yellow"/>
+        </w:rPr>
+        <w:t>***NEED TO DETERMINE BEST METHOD FOR CHECKING ACCURACY OF PROJECTED VOLUME FRACTION***</w:t>
       </w:r>
     </w:p>
     <w:sectPr>
-      <w:pgSz w:w="12240" w:h="15840" w:orient="portrait"/>
+      <w:pgSz w:w="12240" w:h="15840"/>
       <w:pgMar w:top="1440" w:right="1440" w:bottom="1440" w:left="1440" w:header="720" w:footer="720" w:gutter="0"/>
       <w:cols w:space="720"/>
       <w:docGrid w:linePitch="360"/>
@@ -961,7 +1722,7 @@
         <w:ind w:left="720" w:hanging="360"/>
       </w:pPr>
       <w:rPr>
-        <w:rFonts w:hint="default" w:ascii="Aptos" w:hAnsi="Aptos" w:eastAsiaTheme="minorHAnsi" w:cstheme="minorBidi"/>
+        <w:rFonts w:ascii="Aptos" w:eastAsiaTheme="minorHAnsi" w:hAnsi="Aptos" w:cstheme="minorBidi" w:hint="default"/>
       </w:rPr>
     </w:lvl>
     <w:lvl w:ilvl="1" w:tplc="04090003">
@@ -973,7 +1734,7 @@
         <w:ind w:left="1440" w:hanging="360"/>
       </w:pPr>
       <w:rPr>
-        <w:rFonts w:hint="default" w:ascii="Courier New" w:hAnsi="Courier New" w:cs="Courier New"/>
+        <w:rFonts w:ascii="Courier New" w:hAnsi="Courier New" w:cs="Courier New" w:hint="default"/>
       </w:rPr>
     </w:lvl>
     <w:lvl w:ilvl="2" w:tplc="04090005">
@@ -985,7 +1746,7 @@
         <w:ind w:left="2160" w:hanging="360"/>
       </w:pPr>
       <w:rPr>
-        <w:rFonts w:hint="default" w:ascii="Wingdings" w:hAnsi="Wingdings"/>
+        <w:rFonts w:ascii="Wingdings" w:hAnsi="Wingdings" w:hint="default"/>
       </w:rPr>
     </w:lvl>
     <w:lvl w:ilvl="3" w:tplc="04090001" w:tentative="1">
@@ -997,7 +1758,7 @@
         <w:ind w:left="2880" w:hanging="360"/>
       </w:pPr>
       <w:rPr>
-        <w:rFonts w:hint="default" w:ascii="Symbol" w:hAnsi="Symbol"/>
+        <w:rFonts w:ascii="Symbol" w:hAnsi="Symbol" w:hint="default"/>
       </w:rPr>
     </w:lvl>
     <w:lvl w:ilvl="4" w:tplc="04090003" w:tentative="1">
@@ -1009,7 +1770,7 @@
         <w:ind w:left="3600" w:hanging="360"/>
       </w:pPr>
       <w:rPr>
-        <w:rFonts w:hint="default" w:ascii="Courier New" w:hAnsi="Courier New" w:cs="Courier New"/>
+        <w:rFonts w:ascii="Courier New" w:hAnsi="Courier New" w:cs="Courier New" w:hint="default"/>
       </w:rPr>
     </w:lvl>
     <w:lvl w:ilvl="5" w:tplc="04090005" w:tentative="1">
@@ -1021,7 +1782,7 @@
         <w:ind w:left="4320" w:hanging="360"/>
       </w:pPr>
       <w:rPr>
-        <w:rFonts w:hint="default" w:ascii="Wingdings" w:hAnsi="Wingdings"/>
+        <w:rFonts w:ascii="Wingdings" w:hAnsi="Wingdings" w:hint="default"/>
       </w:rPr>
     </w:lvl>
     <w:lvl w:ilvl="6" w:tplc="04090001" w:tentative="1">
@@ -1033,7 +1794,7 @@
         <w:ind w:left="5040" w:hanging="360"/>
       </w:pPr>
       <w:rPr>
-        <w:rFonts w:hint="default" w:ascii="Symbol" w:hAnsi="Symbol"/>
+        <w:rFonts w:ascii="Symbol" w:hAnsi="Symbol" w:hint="default"/>
       </w:rPr>
     </w:lvl>
     <w:lvl w:ilvl="7" w:tplc="04090003" w:tentative="1">
@@ -1045,7 +1806,7 @@
         <w:ind w:left="5760" w:hanging="360"/>
       </w:pPr>
       <w:rPr>
-        <w:rFonts w:hint="default" w:ascii="Courier New" w:hAnsi="Courier New" w:cs="Courier New"/>
+        <w:rFonts w:ascii="Courier New" w:hAnsi="Courier New" w:cs="Courier New" w:hint="default"/>
       </w:rPr>
     </w:lvl>
     <w:lvl w:ilvl="8" w:tplc="04090005" w:tentative="1">
@@ -1057,7 +1818,7 @@
         <w:ind w:left="6480" w:hanging="360"/>
       </w:pPr>
       <w:rPr>
-        <w:rFonts w:hint="default" w:ascii="Wingdings" w:hAnsi="Wingdings"/>
+        <w:rFonts w:ascii="Wingdings" w:hAnsi="Wingdings" w:hint="default"/>
       </w:rPr>
     </w:lvl>
   </w:abstractNum>
@@ -1075,7 +1836,7 @@
   <w:docDefaults>
     <w:rPrDefault>
       <w:rPr>
-        <w:rFonts w:asciiTheme="minorHAnsi" w:hAnsiTheme="minorHAnsi" w:eastAsiaTheme="minorHAnsi" w:cstheme="minorBidi"/>
+        <w:rFonts w:asciiTheme="minorHAnsi" w:eastAsiaTheme="minorHAnsi" w:hAnsiTheme="minorHAnsi" w:cstheme="minorBidi"/>
         <w:kern w:val="2"/>
         <w:sz w:val="24"/>
         <w:szCs w:val="24"/>
@@ -1092,14 +1853,14 @@
   <w:latentStyles w:defLockedState="0" w:defUIPriority="99" w:defSemiHidden="0" w:defUnhideWhenUsed="0" w:defQFormat="0" w:count="376">
     <w:lsdException w:name="Normal" w:uiPriority="0" w:qFormat="1"/>
     <w:lsdException w:name="heading 1" w:uiPriority="9" w:qFormat="1"/>
-    <w:lsdException w:name="heading 2" w:uiPriority="9" w:semiHidden="1" w:unhideWhenUsed="1" w:qFormat="1"/>
-    <w:lsdException w:name="heading 3" w:uiPriority="9" w:semiHidden="1" w:unhideWhenUsed="1" w:qFormat="1"/>
-    <w:lsdException w:name="heading 4" w:uiPriority="9" w:semiHidden="1" w:unhideWhenUsed="1" w:qFormat="1"/>
-    <w:lsdException w:name="heading 5" w:uiPriority="9" w:semiHidden="1" w:unhideWhenUsed="1" w:qFormat="1"/>
-    <w:lsdException w:name="heading 6" w:uiPriority="9" w:semiHidden="1" w:unhideWhenUsed="1" w:qFormat="1"/>
-    <w:lsdException w:name="heading 7" w:uiPriority="9" w:semiHidden="1" w:unhideWhenUsed="1" w:qFormat="1"/>
-    <w:lsdException w:name="heading 8" w:uiPriority="9" w:semiHidden="1" w:unhideWhenUsed="1" w:qFormat="1"/>
-    <w:lsdException w:name="heading 9" w:uiPriority="9" w:semiHidden="1" w:unhideWhenUsed="1" w:qFormat="1"/>
+    <w:lsdException w:name="heading 2" w:semiHidden="1" w:uiPriority="9" w:unhideWhenUsed="1" w:qFormat="1"/>
+    <w:lsdException w:name="heading 3" w:semiHidden="1" w:uiPriority="9" w:unhideWhenUsed="1" w:qFormat="1"/>
+    <w:lsdException w:name="heading 4" w:semiHidden="1" w:uiPriority="9" w:unhideWhenUsed="1" w:qFormat="1"/>
+    <w:lsdException w:name="heading 5" w:semiHidden="1" w:uiPriority="9" w:unhideWhenUsed="1" w:qFormat="1"/>
+    <w:lsdException w:name="heading 6" w:semiHidden="1" w:uiPriority="9" w:unhideWhenUsed="1" w:qFormat="1"/>
+    <w:lsdException w:name="heading 7" w:semiHidden="1" w:uiPriority="9" w:unhideWhenUsed="1" w:qFormat="1"/>
+    <w:lsdException w:name="heading 8" w:semiHidden="1" w:uiPriority="9" w:unhideWhenUsed="1" w:qFormat="1"/>
+    <w:lsdException w:name="heading 9" w:semiHidden="1" w:uiPriority="9" w:unhideWhenUsed="1" w:qFormat="1"/>
     <w:lsdException w:name="index 1" w:semiHidden="1" w:unhideWhenUsed="1"/>
     <w:lsdException w:name="index 2" w:semiHidden="1" w:unhideWhenUsed="1"/>
     <w:lsdException w:name="index 3" w:semiHidden="1" w:unhideWhenUsed="1"/>
@@ -1109,22 +1870,22 @@
     <w:lsdException w:name="index 7" w:semiHidden="1" w:unhideWhenUsed="1"/>
     <w:lsdException w:name="index 8" w:semiHidden="1" w:unhideWhenUsed="1"/>
     <w:lsdException w:name="index 9" w:semiHidden="1" w:unhideWhenUsed="1"/>
-    <w:lsdException w:name="toc 1" w:uiPriority="39" w:semiHidden="1" w:unhideWhenUsed="1"/>
-    <w:lsdException w:name="toc 2" w:uiPriority="39" w:semiHidden="1" w:unhideWhenUsed="1"/>
-    <w:lsdException w:name="toc 3" w:uiPriority="39" w:semiHidden="1" w:unhideWhenUsed="1"/>
-    <w:lsdException w:name="toc 4" w:uiPriority="39" w:semiHidden="1" w:unhideWhenUsed="1"/>
-    <w:lsdException w:name="toc 5" w:uiPriority="39" w:semiHidden="1" w:unhideWhenUsed="1"/>
-    <w:lsdException w:name="toc 6" w:uiPriority="39" w:semiHidden="1" w:unhideWhenUsed="1"/>
-    <w:lsdException w:name="toc 7" w:uiPriority="39" w:semiHidden="1" w:unhideWhenUsed="1"/>
-    <w:lsdException w:name="toc 8" w:uiPriority="39" w:semiHidden="1" w:unhideWhenUsed="1"/>
-    <w:lsdException w:name="toc 9" w:uiPriority="39" w:semiHidden="1" w:unhideWhenUsed="1"/>
+    <w:lsdException w:name="toc 1" w:semiHidden="1" w:uiPriority="39" w:unhideWhenUsed="1"/>
+    <w:lsdException w:name="toc 2" w:semiHidden="1" w:uiPriority="39" w:unhideWhenUsed="1"/>
+    <w:lsdException w:name="toc 3" w:semiHidden="1" w:uiPriority="39" w:unhideWhenUsed="1"/>
+    <w:lsdException w:name="toc 4" w:semiHidden="1" w:uiPriority="39" w:unhideWhenUsed="1"/>
+    <w:lsdException w:name="toc 5" w:semiHidden="1" w:uiPriority="39" w:unhideWhenUsed="1"/>
+    <w:lsdException w:name="toc 6" w:semiHidden="1" w:uiPriority="39" w:unhideWhenUsed="1"/>
+    <w:lsdException w:name="toc 7" w:semiHidden="1" w:uiPriority="39" w:unhideWhenUsed="1"/>
+    <w:lsdException w:name="toc 8" w:semiHidden="1" w:uiPriority="39" w:unhideWhenUsed="1"/>
+    <w:lsdException w:name="toc 9" w:semiHidden="1" w:uiPriority="39" w:unhideWhenUsed="1"/>
     <w:lsdException w:name="Normal Indent" w:semiHidden="1" w:unhideWhenUsed="1"/>
     <w:lsdException w:name="footnote text" w:semiHidden="1" w:unhideWhenUsed="1"/>
     <w:lsdException w:name="annotation text" w:semiHidden="1" w:unhideWhenUsed="1"/>
     <w:lsdException w:name="header" w:semiHidden="1" w:unhideWhenUsed="1"/>
     <w:lsdException w:name="footer" w:semiHidden="1" w:unhideWhenUsed="1"/>
     <w:lsdException w:name="index heading" w:semiHidden="1" w:unhideWhenUsed="1"/>
-    <w:lsdException w:name="caption" w:uiPriority="35" w:semiHidden="1" w:unhideWhenUsed="1" w:qFormat="1"/>
+    <w:lsdException w:name="caption" w:semiHidden="1" w:uiPriority="35" w:unhideWhenUsed="1" w:qFormat="1"/>
     <w:lsdException w:name="table of figures" w:semiHidden="1" w:unhideWhenUsed="1"/>
     <w:lsdException w:name="envelope address" w:semiHidden="1" w:unhideWhenUsed="1"/>
     <w:lsdException w:name="envelope return" w:semiHidden="1" w:unhideWhenUsed="1"/>
@@ -1155,7 +1916,7 @@
     <w:lsdException w:name="Title" w:uiPriority="10" w:qFormat="1"/>
     <w:lsdException w:name="Closing" w:semiHidden="1" w:unhideWhenUsed="1"/>
     <w:lsdException w:name="Signature" w:semiHidden="1" w:unhideWhenUsed="1"/>
-    <w:lsdException w:name="Default Paragraph Font" w:uiPriority="1" w:semiHidden="1" w:unhideWhenUsed="1"/>
+    <w:lsdException w:name="Default Paragraph Font" w:semiHidden="1" w:uiPriority="1" w:unhideWhenUsed="1"/>
     <w:lsdException w:name="Body Text" w:semiHidden="1" w:unhideWhenUsed="1"/>
     <w:lsdException w:name="Body Text Indent" w:semiHidden="1" w:unhideWhenUsed="1"/>
     <w:lsdException w:name="List Continue" w:semiHidden="1" w:unhideWhenUsed="1"/>
@@ -1355,8 +2116,8 @@
     <w:lsdException w:name="Subtle Reference" w:uiPriority="31" w:qFormat="1"/>
     <w:lsdException w:name="Intense Reference" w:uiPriority="32" w:qFormat="1"/>
     <w:lsdException w:name="Book Title" w:uiPriority="33" w:qFormat="1"/>
-    <w:lsdException w:name="Bibliography" w:uiPriority="37" w:semiHidden="1" w:unhideWhenUsed="1"/>
-    <w:lsdException w:name="TOC Heading" w:uiPriority="39" w:semiHidden="1" w:unhideWhenUsed="1" w:qFormat="1"/>
+    <w:lsdException w:name="Bibliography" w:semiHidden="1" w:uiPriority="37" w:unhideWhenUsed="1"/>
+    <w:lsdException w:name="TOC Heading" w:semiHidden="1" w:uiPriority="39" w:unhideWhenUsed="1" w:qFormat="1"/>
     <w:lsdException w:name="Plain Table 1" w:uiPriority="41"/>
     <w:lsdException w:name="Plain Table 2" w:uiPriority="42"/>
     <w:lsdException w:name="Plain Table 3" w:uiPriority="43"/>
@@ -1467,7 +2228,7 @@
     <w:lsdException w:name="Unresolved Mention" w:semiHidden="1" w:unhideWhenUsed="1"/>
     <w:lsdException w:name="Smart Link" w:semiHidden="1" w:unhideWhenUsed="1"/>
   </w:latentStyles>
-  <w:style w:type="paragraph" w:styleId="Normal" w:default="1">
+  <w:style w:type="paragraph" w:default="1" w:styleId="Normal">
     <w:name w:val="Normal"/>
     <w:qFormat/>
   </w:style>
@@ -1486,7 +2247,7 @@
       <w:outlineLvl w:val="0"/>
     </w:pPr>
     <w:rPr>
-      <w:rFonts w:asciiTheme="majorHAnsi" w:hAnsiTheme="majorHAnsi" w:eastAsiaTheme="majorEastAsia" w:cstheme="majorBidi"/>
+      <w:rFonts w:asciiTheme="majorHAnsi" w:eastAsiaTheme="majorEastAsia" w:hAnsiTheme="majorHAnsi" w:cstheme="majorBidi"/>
       <w:color w:val="0F4761" w:themeColor="accent1" w:themeShade="BF"/>
       <w:sz w:val="40"/>
       <w:szCs w:val="40"/>
@@ -1509,7 +2270,7 @@
       <w:outlineLvl w:val="1"/>
     </w:pPr>
     <w:rPr>
-      <w:rFonts w:asciiTheme="majorHAnsi" w:hAnsiTheme="majorHAnsi" w:eastAsiaTheme="majorEastAsia" w:cstheme="majorBidi"/>
+      <w:rFonts w:asciiTheme="majorHAnsi" w:eastAsiaTheme="majorEastAsia" w:hAnsiTheme="majorHAnsi" w:cstheme="majorBidi"/>
       <w:color w:val="0F4761" w:themeColor="accent1" w:themeShade="BF"/>
       <w:sz w:val="32"/>
       <w:szCs w:val="32"/>
@@ -1670,13 +2431,13 @@
       <w:color w:val="272727" w:themeColor="text1" w:themeTint="D8"/>
     </w:rPr>
   </w:style>
-  <w:style w:type="character" w:styleId="DefaultParagraphFont" w:default="1">
+  <w:style w:type="character" w:default="1" w:styleId="DefaultParagraphFont">
     <w:name w:val="Default Paragraph Font"/>
     <w:uiPriority w:val="1"/>
     <w:semiHidden/>
     <w:unhideWhenUsed/>
   </w:style>
-  <w:style w:type="table" w:styleId="TableNormal" w:default="1">
+  <w:style w:type="table" w:default="1" w:styleId="TableNormal">
     <w:name w:val="Normal Table"/>
     <w:uiPriority w:val="99"/>
     <w:semiHidden/>
@@ -1691,26 +2452,26 @@
       </w:tblCellMar>
     </w:tblPr>
   </w:style>
-  <w:style w:type="numbering" w:styleId="NoList" w:default="1">
+  <w:style w:type="numbering" w:default="1" w:styleId="NoList">
     <w:name w:val="No List"/>
     <w:uiPriority w:val="99"/>
     <w:semiHidden/>
     <w:unhideWhenUsed/>
   </w:style>
-  <w:style w:type="character" w:styleId="Heading1Char" w:customStyle="1">
+  <w:style w:type="character" w:customStyle="1" w:styleId="Heading1Char">
     <w:name w:val="Heading 1 Char"/>
     <w:basedOn w:val="DefaultParagraphFont"/>
     <w:link w:val="Heading1"/>
     <w:uiPriority w:val="9"/>
     <w:rsid w:val="00396C97"/>
     <w:rPr>
-      <w:rFonts w:asciiTheme="majorHAnsi" w:hAnsiTheme="majorHAnsi" w:eastAsiaTheme="majorEastAsia" w:cstheme="majorBidi"/>
+      <w:rFonts w:asciiTheme="majorHAnsi" w:eastAsiaTheme="majorEastAsia" w:hAnsiTheme="majorHAnsi" w:cstheme="majorBidi"/>
       <w:color w:val="0F4761" w:themeColor="accent1" w:themeShade="BF"/>
       <w:sz w:val="40"/>
       <w:szCs w:val="40"/>
     </w:rPr>
   </w:style>
-  <w:style w:type="character" w:styleId="Heading2Char" w:customStyle="1">
+  <w:style w:type="character" w:customStyle="1" w:styleId="Heading2Char">
     <w:name w:val="Heading 2 Char"/>
     <w:basedOn w:val="DefaultParagraphFont"/>
     <w:link w:val="Heading2"/>
@@ -1718,13 +2479,13 @@
     <w:semiHidden/>
     <w:rsid w:val="00396C97"/>
     <w:rPr>
-      <w:rFonts w:asciiTheme="majorHAnsi" w:hAnsiTheme="majorHAnsi" w:eastAsiaTheme="majorEastAsia" w:cstheme="majorBidi"/>
+      <w:rFonts w:asciiTheme="majorHAnsi" w:eastAsiaTheme="majorEastAsia" w:hAnsiTheme="majorHAnsi" w:cstheme="majorBidi"/>
       <w:color w:val="0F4761" w:themeColor="accent1" w:themeShade="BF"/>
       <w:sz w:val="32"/>
       <w:szCs w:val="32"/>
     </w:rPr>
   </w:style>
-  <w:style w:type="character" w:styleId="Heading3Char" w:customStyle="1">
+  <w:style w:type="character" w:customStyle="1" w:styleId="Heading3Char">
     <w:name w:val="Heading 3 Char"/>
     <w:basedOn w:val="DefaultParagraphFont"/>
     <w:link w:val="Heading3"/>
@@ -1738,7 +2499,7 @@
       <w:szCs w:val="28"/>
     </w:rPr>
   </w:style>
-  <w:style w:type="character" w:styleId="Heading4Char" w:customStyle="1">
+  <w:style w:type="character" w:customStyle="1" w:styleId="Heading4Char">
     <w:name w:val="Heading 4 Char"/>
     <w:basedOn w:val="DefaultParagraphFont"/>
     <w:link w:val="Heading4"/>
@@ -1752,7 +2513,7 @@
       <w:color w:val="0F4761" w:themeColor="accent1" w:themeShade="BF"/>
     </w:rPr>
   </w:style>
-  <w:style w:type="character" w:styleId="Heading5Char" w:customStyle="1">
+  <w:style w:type="character" w:customStyle="1" w:styleId="Heading5Char">
     <w:name w:val="Heading 5 Char"/>
     <w:basedOn w:val="DefaultParagraphFont"/>
     <w:link w:val="Heading5"/>
@@ -1764,7 +2525,7 @@
       <w:color w:val="0F4761" w:themeColor="accent1" w:themeShade="BF"/>
     </w:rPr>
   </w:style>
-  <w:style w:type="character" w:styleId="Heading6Char" w:customStyle="1">
+  <w:style w:type="character" w:customStyle="1" w:styleId="Heading6Char">
     <w:name w:val="Heading 6 Char"/>
     <w:basedOn w:val="DefaultParagraphFont"/>
     <w:link w:val="Heading6"/>
@@ -1778,7 +2539,7 @@
       <w:color w:val="595959" w:themeColor="text1" w:themeTint="A6"/>
     </w:rPr>
   </w:style>
-  <w:style w:type="character" w:styleId="Heading7Char" w:customStyle="1">
+  <w:style w:type="character" w:customStyle="1" w:styleId="Heading7Char">
     <w:name w:val="Heading 7 Char"/>
     <w:basedOn w:val="DefaultParagraphFont"/>
     <w:link w:val="Heading7"/>
@@ -1790,7 +2551,7 @@
       <w:color w:val="595959" w:themeColor="text1" w:themeTint="A6"/>
     </w:rPr>
   </w:style>
-  <w:style w:type="character" w:styleId="Heading8Char" w:customStyle="1">
+  <w:style w:type="character" w:customStyle="1" w:styleId="Heading8Char">
     <w:name w:val="Heading 8 Char"/>
     <w:basedOn w:val="DefaultParagraphFont"/>
     <w:link w:val="Heading8"/>
@@ -1804,7 +2565,7 @@
       <w:color w:val="272727" w:themeColor="text1" w:themeTint="D8"/>
     </w:rPr>
   </w:style>
-  <w:style w:type="character" w:styleId="Heading9Char" w:customStyle="1">
+  <w:style w:type="character" w:customStyle="1" w:styleId="Heading9Char">
     <w:name w:val="Heading 9 Char"/>
     <w:basedOn w:val="DefaultParagraphFont"/>
     <w:link w:val="Heading9"/>
@@ -1829,21 +2590,21 @@
       <w:contextualSpacing/>
     </w:pPr>
     <w:rPr>
-      <w:rFonts w:asciiTheme="majorHAnsi" w:hAnsiTheme="majorHAnsi" w:eastAsiaTheme="majorEastAsia" w:cstheme="majorBidi"/>
+      <w:rFonts w:asciiTheme="majorHAnsi" w:eastAsiaTheme="majorEastAsia" w:hAnsiTheme="majorHAnsi" w:cstheme="majorBidi"/>
       <w:spacing w:val="-10"/>
       <w:kern w:val="28"/>
       <w:sz w:val="56"/>
       <w:szCs w:val="56"/>
     </w:rPr>
   </w:style>
-  <w:style w:type="character" w:styleId="TitleChar" w:customStyle="1">
+  <w:style w:type="character" w:customStyle="1" w:styleId="TitleChar">
     <w:name w:val="Title Char"/>
     <w:basedOn w:val="DefaultParagraphFont"/>
     <w:link w:val="Title"/>
     <w:uiPriority w:val="10"/>
     <w:rsid w:val="00396C97"/>
     <w:rPr>
-      <w:rFonts w:asciiTheme="majorHAnsi" w:hAnsiTheme="majorHAnsi" w:eastAsiaTheme="majorEastAsia" w:cstheme="majorBidi"/>
+      <w:rFonts w:asciiTheme="majorHAnsi" w:eastAsiaTheme="majorEastAsia" w:hAnsiTheme="majorHAnsi" w:cstheme="majorBidi"/>
       <w:spacing w:val="-10"/>
       <w:kern w:val="28"/>
       <w:sz w:val="56"/>
@@ -1871,7 +2632,7 @@
       <w:szCs w:val="28"/>
     </w:rPr>
   </w:style>
-  <w:style w:type="character" w:styleId="SubtitleChar" w:customStyle="1">
+  <w:style w:type="character" w:customStyle="1" w:styleId="SubtitleChar">
     <w:name w:val="Subtitle Char"/>
     <w:basedOn w:val="DefaultParagraphFont"/>
     <w:link w:val="Subtitle"/>
@@ -1903,7 +2664,7 @@
       <w:color w:val="404040" w:themeColor="text1" w:themeTint="BF"/>
     </w:rPr>
   </w:style>
-  <w:style w:type="character" w:styleId="QuoteChar" w:customStyle="1">
+  <w:style w:type="character" w:customStyle="1" w:styleId="QuoteChar">
     <w:name w:val="Quote Char"/>
     <w:basedOn w:val="DefaultParagraphFont"/>
     <w:link w:val="Quote"/>
@@ -1948,8 +2709,8 @@
     <w:rsid w:val="00396C97"/>
     <w:pPr>
       <w:pBdr>
-        <w:top w:val="single" w:color="0F4761" w:themeColor="accent1" w:themeShade="BF" w:sz="4" w:space="10"/>
-        <w:bottom w:val="single" w:color="0F4761" w:themeColor="accent1" w:themeShade="BF" w:sz="4" w:space="10"/>
+        <w:top w:val="single" w:sz="4" w:space="10" w:color="0F4761" w:themeColor="accent1" w:themeShade="BF"/>
+        <w:bottom w:val="single" w:sz="4" w:space="10" w:color="0F4761" w:themeColor="accent1" w:themeShade="BF"/>
       </w:pBdr>
       <w:spacing w:before="360" w:after="360"/>
       <w:ind w:left="864" w:right="864"/>
@@ -1961,7 +2722,7 @@
       <w:color w:val="0F4761" w:themeColor="accent1" w:themeShade="BF"/>
     </w:rPr>
   </w:style>
-  <w:style w:type="character" w:styleId="IntenseQuoteChar" w:customStyle="1">
+  <w:style w:type="character" w:customStyle="1" w:styleId="IntenseQuoteChar">
     <w:name w:val="Intense Quote Char"/>
     <w:basedOn w:val="DefaultParagraphFont"/>
     <w:link w:val="IntenseQuote"/>
